--- a/docs/proposals/2026-03-23-sasa-ai-proposal-v6.docx
+++ b/docs/proposals/2026-03-23-sasa-ai-proposal-v6.docx
@@ -51,7 +51,7 @@
         <w:t xml:space="preserve"> </w:t>
       </w:r>
       <w:r>
-        <w:t xml:space="preserve">Richard [Surname] | [Company Name]</w:t>
+        <w:t xml:space="preserve">Richard Shewry | VillageIO</w:t>
       </w:r>
       <w:r>
         <w:t xml:space="preserve"> </w:t>
@@ -3101,7 +3101,7 @@
           <w:b/>
           <w:bCs/>
         </w:rPr>
-        <w:t xml:space="preserve">Richard [Surname]</w:t>
+        <w:t xml:space="preserve">Richard Shewry</w:t>
       </w:r>
       <w:r>
         <w:t xml:space="preserve"> </w:t>
@@ -3131,7 +3131,7 @@
           <w:b/>
           <w:bCs/>
         </w:rPr>
-        <w:t xml:space="preserve">[Company / Trading Name]</w:t>
+        <w:t xml:space="preserve">VillageIO</w:t>
       </w:r>
     </w:p>
     <w:bookmarkEnd w:id="28"/>

--- a/docs/proposals/2026-03-23-sasa-ai-proposal-v6.docx
+++ b/docs/proposals/2026-03-23-sasa-ai-proposal-v6.docx
@@ -3111,7 +3111,7 @@
           <w:b/>
           <w:bCs/>
         </w:rPr>
-        <w:t xml:space="preserve">[Email]</w:t>
+        <w:t xml:space="preserve">richard@villageio.co.za</w:t>
       </w:r>
       <w:r>
         <w:t xml:space="preserve"> </w:t>
@@ -3121,7 +3121,7 @@
           <w:b/>
           <w:bCs/>
         </w:rPr>
-        <w:t xml:space="preserve">[Phone]</w:t>
+        <w:t xml:space="preserve">071 385 3031</w:t>
       </w:r>
       <w:r>
         <w:t xml:space="preserve"> </w:t>
